--- a/worksheets/W8_立場光譜活動卡_教師印用.docx
+++ b/worksheets/W8_立場光譜活動卡_教師印用.docx
@@ -11,13 +11,13 @@
       </w:pPr>
       <w:r>
         <w:rPr>
-          <w:rFonts w:ascii="JetBrains Mono" w:hAnsi="JetBrains Mono" w:eastAsia="STHeiti"/>
+          <w:rFonts w:ascii="JetBrains Mono" w:hAnsi="JetBrains Mono" w:eastAsia="Arial Unicode MS"/>
           <w:b/>
           <w:i w:val="0"/>
           <w:color w:val="1D4ED8"/>
           <w:sz w:val="22"/>
         </w:rPr>
-        <w:t>W8 / CARD-01</w:t>
+        <w:t>W8 / 地標 1</w:t>
       </w:r>
     </w:p>
     <w:p>
@@ -28,13 +28,13 @@
       </w:pPr>
       <w:r>
         <w:rPr>
-          <w:rFonts w:ascii="STHeiti" w:hAnsi="STHeiti" w:eastAsia="STHeiti"/>
+          <w:rFonts w:ascii="Arial Unicode MS" w:hAnsi="Arial Unicode MS" w:eastAsia="Arial Unicode MS"/>
           <w:b/>
           <w:i w:val="0"/>
           <w:color w:val="1A2340"/>
           <w:sz w:val="44"/>
         </w:rPr>
-        <w:t>桌面站位卡｜走動與翻卡同樣完成</w:t>
+        <w:t>沿虛線裁開；地標全班只印一套</w:t>
       </w:r>
     </w:p>
     <w:p>
@@ -45,429 +45,168 @@
       </w:pPr>
       <w:r>
         <w:rPr>
-          <w:rFonts w:ascii="STHeiti" w:hAnsi="STHeiti" w:eastAsia="STHeiti"/>
+          <w:rFonts w:ascii="Arial Unicode MS" w:hAnsi="Arial Unicode MS" w:eastAsia="Arial Unicode MS"/>
           <w:b w:val="0"/>
           <w:i w:val="0"/>
           <w:color w:val="5B6573"/>
           <w:sz w:val="22"/>
         </w:rPr>
-        <w:t>每桌印一組；沿格線裁切。學生可留在座位翻卡，不必說明原因。</w:t>
+        <w:t>位置是目前做法，不是人格。未定放在線外。</w:t>
       </w:r>
     </w:p>
-    <w:tbl>
-      <w:tblPr>
-        <w:tblW w:type="dxa" w:w="15600"/>
-        <w:jc w:val="left"/>
-        <w:tblLayout w:type="fixed"/>
-        <w:tblLook w:firstColumn="1" w:firstRow="1" w:lastColumn="0" w:lastRow="0" w:noHBand="0" w:noVBand="1" w:val="04A0"/>
-        <w:tblInd w:type="dxa" w:w="0"/>
-      </w:tblPr>
-      <w:tblGrid>
-        <w:gridCol w:w="5200"/>
-        <w:gridCol w:w="5200"/>
-        <w:gridCol w:w="5200"/>
-      </w:tblGrid>
-      <w:tr>
-        <w:trPr>
-          <w:trHeight w:val="3628" w:hRule="atLeast"/>
-        </w:trPr>
-        <w:tc>
-          <w:tcPr>
-            <w:tcW w:type="dxa" w:w="5200"/>
-            <w:vAlign w:val="center"/>
-            <w:tcMar>
-              <w:top w:w="150" w:type="dxa"/>
-              <w:start w:w="180" w:type="dxa"/>
-              <w:bottom w:w="150" w:type="dxa"/>
-              <w:end w:w="180" w:type="dxa"/>
-            </w:tcMar>
-            <w:tcBorders>
-              <w:top w:val="single" w:sz="10" w:space="0" w:color="CBD5E1"/>
-              <w:bottom w:val="single" w:sz="10" w:space="0" w:color="CBD5E1"/>
-              <w:start w:val="single" w:sz="10" w:space="0" w:color="CBD5E1"/>
-              <w:end w:val="single" w:sz="10" w:space="0" w:color="CBD5E1"/>
-            </w:tcBorders>
-          </w:tcPr>
-          <w:p>
-            <w:pPr>
-              <w:spacing w:after="40"/>
-              <w:jc w:val="center"/>
-            </w:pPr>
-            <w:r>
-              <w:rPr>
-                <w:rFonts w:ascii="JetBrains Mono" w:hAnsi="JetBrains Mono" w:eastAsia="STHeiti"/>
-                <w:b/>
-                <w:i w:val="0"/>
-                <w:color w:val="1D4ED8"/>
-                <w:sz w:val="56"/>
-              </w:rPr>
-              <w:t>1</w:t>
-            </w:r>
-          </w:p>
-          <w:p>
-            <w:pPr>
-              <w:spacing w:after="40"/>
-              <w:jc w:val="center"/>
-            </w:pPr>
-            <w:r>
-              <w:rPr>
-                <w:rFonts w:ascii="STHeiti" w:hAnsi="STHeiti" w:eastAsia="STHeiti"/>
-                <w:b/>
-                <w:i w:val="0"/>
-                <w:color w:val="1A2340"/>
-                <w:sz w:val="28"/>
-              </w:rPr>
-              <w:t>維持集中保管</w:t>
-            </w:r>
-          </w:p>
-          <w:p>
-            <w:pPr>
-              <w:jc w:val="center"/>
-            </w:pPr>
-            <w:r>
-              <w:rPr>
-                <w:rFonts w:ascii="STHeiti" w:hAnsi="STHeiti" w:eastAsia="STHeiti"/>
-                <w:b w:val="0"/>
-                <w:i w:val="0"/>
-                <w:color w:val="5B6573"/>
-                <w:sz w:val="19"/>
-              </w:rPr>
-              <w:t>專注優先</w:t>
-            </w:r>
-          </w:p>
-        </w:tc>
-        <w:tc>
-          <w:tcPr>
-            <w:tcW w:type="dxa" w:w="5200"/>
-            <w:vAlign w:val="center"/>
-            <w:tcMar>
-              <w:top w:w="150" w:type="dxa"/>
-              <w:start w:w="180" w:type="dxa"/>
-              <w:bottom w:w="150" w:type="dxa"/>
-              <w:end w:w="180" w:type="dxa"/>
-            </w:tcMar>
-            <w:tcBorders>
-              <w:top w:val="single" w:sz="10" w:space="0" w:color="CBD5E1"/>
-              <w:bottom w:val="single" w:sz="10" w:space="0" w:color="CBD5E1"/>
-              <w:start w:val="single" w:sz="10" w:space="0" w:color="CBD5E1"/>
-              <w:end w:val="single" w:sz="10" w:space="0" w:color="CBD5E1"/>
-            </w:tcBorders>
-          </w:tcPr>
-          <w:p>
-            <w:pPr>
-              <w:spacing w:after="40"/>
-              <w:jc w:val="center"/>
-            </w:pPr>
-            <w:r>
-              <w:rPr>
-                <w:rFonts w:ascii="JetBrains Mono" w:hAnsi="JetBrains Mono" w:eastAsia="STHeiti"/>
-                <w:b/>
-                <w:i w:val="0"/>
-                <w:color w:val="1D4ED8"/>
-                <w:sz w:val="56"/>
-              </w:rPr>
-              <w:t>2</w:t>
-            </w:r>
-          </w:p>
-          <w:p>
-            <w:pPr>
-              <w:spacing w:after="40"/>
-              <w:jc w:val="center"/>
-            </w:pPr>
-            <w:r>
-              <w:rPr>
-                <w:rFonts w:ascii="STHeiti" w:hAnsi="STHeiti" w:eastAsia="STHeiti"/>
-                <w:b/>
-                <w:i w:val="0"/>
-                <w:color w:val="1A2340"/>
-                <w:sz w:val="28"/>
-              </w:rPr>
-              <w:t>保留制度並加例外</w:t>
-            </w:r>
-          </w:p>
-          <w:p>
-            <w:pPr>
-              <w:jc w:val="center"/>
-            </w:pPr>
-            <w:r>
-              <w:rPr>
-                <w:rFonts w:ascii="STHeiti" w:hAnsi="STHeiti" w:eastAsia="STHeiti"/>
-                <w:b w:val="0"/>
-                <w:i w:val="0"/>
-                <w:color w:val="5B6573"/>
-                <w:sz w:val="19"/>
-              </w:rPr>
-              <w:t>必要使用與快速聯絡先處理</w:t>
-            </w:r>
-          </w:p>
-        </w:tc>
-        <w:tc>
-          <w:tcPr>
-            <w:tcW w:type="dxa" w:w="5200"/>
-            <w:vAlign w:val="center"/>
-            <w:tcMar>
-              <w:top w:w="150" w:type="dxa"/>
-              <w:start w:w="180" w:type="dxa"/>
-              <w:bottom w:w="150" w:type="dxa"/>
-              <w:end w:w="180" w:type="dxa"/>
-            </w:tcMar>
-            <w:tcBorders>
-              <w:top w:val="single" w:sz="10" w:space="0" w:color="CBD5E1"/>
-              <w:bottom w:val="single" w:sz="10" w:space="0" w:color="CBD5E1"/>
-              <w:start w:val="single" w:sz="10" w:space="0" w:color="CBD5E1"/>
-              <w:end w:val="single" w:sz="10" w:space="0" w:color="CBD5E1"/>
-            </w:tcBorders>
-          </w:tcPr>
-          <w:p>
-            <w:pPr>
-              <w:spacing w:after="40"/>
-              <w:jc w:val="center"/>
-            </w:pPr>
-            <w:r>
-              <w:rPr>
-                <w:rFonts w:ascii="JetBrains Mono" w:hAnsi="JetBrains Mono" w:eastAsia="STHeiti"/>
-                <w:b/>
-                <w:i w:val="0"/>
-                <w:color w:val="5B6573"/>
-                <w:sz w:val="56"/>
-              </w:rPr>
-              <w:t>3</w:t>
-            </w:r>
-          </w:p>
-          <w:p>
-            <w:pPr>
-              <w:spacing w:after="40"/>
-              <w:jc w:val="center"/>
-            </w:pPr>
-            <w:r>
-              <w:rPr>
-                <w:rFonts w:ascii="STHeiti" w:hAnsi="STHeiti" w:eastAsia="STHeiti"/>
-                <w:b/>
-                <w:i w:val="0"/>
-                <w:color w:val="1A2340"/>
-                <w:sz w:val="28"/>
-              </w:rPr>
-              <w:t>延長試辦再判斷</w:t>
-            </w:r>
-          </w:p>
-          <w:p>
-            <w:pPr>
-              <w:jc w:val="center"/>
-            </w:pPr>
-            <w:r>
-              <w:rPr>
-                <w:rFonts w:ascii="STHeiti" w:hAnsi="STHeiti" w:eastAsia="STHeiti"/>
-                <w:b w:val="0"/>
-                <w:i w:val="0"/>
-                <w:color w:val="5B6573"/>
-                <w:sz w:val="19"/>
-              </w:rPr>
-              <w:t>目前證據還不夠</w:t>
-            </w:r>
-          </w:p>
-        </w:tc>
-      </w:tr>
-      <w:tr>
-        <w:trPr>
-          <w:trHeight w:val="3628" w:hRule="atLeast"/>
-        </w:trPr>
-        <w:tc>
-          <w:tcPr>
-            <w:tcW w:type="dxa" w:w="5200"/>
-            <w:vAlign w:val="center"/>
-            <w:tcMar>
-              <w:top w:w="150" w:type="dxa"/>
-              <w:start w:w="180" w:type="dxa"/>
-              <w:bottom w:w="150" w:type="dxa"/>
-              <w:end w:w="180" w:type="dxa"/>
-            </w:tcMar>
-            <w:tcBorders>
-              <w:top w:val="single" w:sz="10" w:space="0" w:color="CBD5E1"/>
-              <w:bottom w:val="single" w:sz="10" w:space="0" w:color="CBD5E1"/>
-              <w:start w:val="single" w:sz="10" w:space="0" w:color="CBD5E1"/>
-              <w:end w:val="single" w:sz="10" w:space="0" w:color="CBD5E1"/>
-            </w:tcBorders>
-          </w:tcPr>
-          <w:p>
-            <w:pPr>
-              <w:spacing w:after="40"/>
-              <w:jc w:val="center"/>
-            </w:pPr>
-            <w:r>
-              <w:rPr>
-                <w:rFonts w:ascii="JetBrains Mono" w:hAnsi="JetBrains Mono" w:eastAsia="STHeiti"/>
-                <w:b/>
-                <w:i w:val="0"/>
-                <w:color w:val="9A6700"/>
-                <w:sz w:val="56"/>
-              </w:rPr>
-              <w:t>4</w:t>
-            </w:r>
-          </w:p>
-          <w:p>
-            <w:pPr>
-              <w:spacing w:after="40"/>
-              <w:jc w:val="center"/>
-            </w:pPr>
-            <w:r>
-              <w:rPr>
-                <w:rFonts w:ascii="STHeiti" w:hAnsi="STHeiti" w:eastAsia="STHeiti"/>
-                <w:b/>
-                <w:i w:val="0"/>
-                <w:color w:val="1A2340"/>
-                <w:sz w:val="28"/>
-              </w:rPr>
-              <w:t>改成自願參加</w:t>
-            </w:r>
-          </w:p>
-          <w:p>
-            <w:pPr>
-              <w:jc w:val="center"/>
-            </w:pPr>
-            <w:r>
-              <w:rPr>
-                <w:rFonts w:ascii="STHeiti" w:hAnsi="STHeiti" w:eastAsia="STHeiti"/>
-                <w:b w:val="0"/>
-                <w:i w:val="0"/>
-                <w:color w:val="5B6573"/>
-                <w:sz w:val="19"/>
-              </w:rPr>
-              <w:t>學生自主優先</w:t>
-            </w:r>
-          </w:p>
-        </w:tc>
-        <w:tc>
-          <w:tcPr>
-            <w:tcW w:type="dxa" w:w="5200"/>
-            <w:vAlign w:val="center"/>
-            <w:tcMar>
-              <w:top w:w="150" w:type="dxa"/>
-              <w:start w:w="180" w:type="dxa"/>
-              <w:bottom w:w="150" w:type="dxa"/>
-              <w:end w:w="180" w:type="dxa"/>
-            </w:tcMar>
-            <w:tcBorders>
-              <w:top w:val="single" w:sz="10" w:space="0" w:color="CBD5E1"/>
-              <w:bottom w:val="single" w:sz="10" w:space="0" w:color="CBD5E1"/>
-              <w:start w:val="single" w:sz="10" w:space="0" w:color="CBD5E1"/>
-              <w:end w:val="single" w:sz="10" w:space="0" w:color="CBD5E1"/>
-            </w:tcBorders>
-          </w:tcPr>
-          <w:p>
-            <w:pPr>
-              <w:spacing w:after="40"/>
-              <w:jc w:val="center"/>
-            </w:pPr>
-            <w:r>
-              <w:rPr>
-                <w:rFonts w:ascii="JetBrains Mono" w:hAnsi="JetBrains Mono" w:eastAsia="STHeiti"/>
-                <w:b/>
-                <w:i w:val="0"/>
-                <w:color w:val="9A6700"/>
-                <w:sz w:val="56"/>
-              </w:rPr>
-              <w:t>5</w:t>
-            </w:r>
-          </w:p>
-          <w:p>
-            <w:pPr>
-              <w:spacing w:after="40"/>
-              <w:jc w:val="center"/>
-            </w:pPr>
-            <w:r>
-              <w:rPr>
-                <w:rFonts w:ascii="STHeiti" w:hAnsi="STHeiti" w:eastAsia="STHeiti"/>
-                <w:b/>
-                <w:i w:val="0"/>
-                <w:color w:val="1A2340"/>
-                <w:sz w:val="28"/>
-              </w:rPr>
-              <w:t>停止強制保管</w:t>
-            </w:r>
-          </w:p>
-          <w:p>
-            <w:pPr>
-              <w:jc w:val="center"/>
-            </w:pPr>
-            <w:r>
-              <w:rPr>
-                <w:rFonts w:ascii="STHeiti" w:hAnsi="STHeiti" w:eastAsia="STHeiti"/>
-                <w:b w:val="0"/>
-                <w:i w:val="0"/>
-                <w:color w:val="5B6573"/>
-                <w:sz w:val="19"/>
-              </w:rPr>
-              <w:t>改由學生自行管理</w:t>
-            </w:r>
-          </w:p>
-        </w:tc>
-        <w:tc>
-          <w:tcPr>
-            <w:tcW w:type="dxa" w:w="5200"/>
-            <w:vAlign w:val="center"/>
-            <w:tcMar>
-              <w:top w:w="150" w:type="dxa"/>
-              <w:start w:w="180" w:type="dxa"/>
-              <w:bottom w:w="150" w:type="dxa"/>
-              <w:end w:w="180" w:type="dxa"/>
-            </w:tcMar>
-            <w:tcBorders>
-              <w:top w:val="single" w:sz="10" w:space="0" w:color="CBD5E1"/>
-              <w:bottom w:val="single" w:sz="10" w:space="0" w:color="CBD5E1"/>
-              <w:start w:val="single" w:sz="10" w:space="0" w:color="CBD5E1"/>
-              <w:end w:val="single" w:sz="10" w:space="0" w:color="CBD5E1"/>
-            </w:tcBorders>
-          </w:tcPr>
-          <w:p>
-            <w:pPr>
-              <w:spacing w:after="40"/>
-              <w:jc w:val="center"/>
-            </w:pPr>
-            <w:r>
-              <w:rPr>
-                <w:rFonts w:ascii="JetBrains Mono" w:hAnsi="JetBrains Mono" w:eastAsia="STHeiti"/>
-                <w:b/>
-                <w:i w:val="0"/>
-                <w:color w:val="5B6573"/>
-                <w:sz w:val="56"/>
-              </w:rPr>
-              <w:t>未定</w:t>
-            </w:r>
-          </w:p>
-          <w:p>
-            <w:pPr>
-              <w:spacing w:after="40"/>
-              <w:jc w:val="center"/>
-            </w:pPr>
-            <w:r>
-              <w:rPr>
-                <w:rFonts w:ascii="STHeiti" w:hAnsi="STHeiti" w:eastAsia="STHeiti"/>
-                <w:b/>
-                <w:i w:val="0"/>
-                <w:color w:val="1A2340"/>
-                <w:sz w:val="28"/>
-              </w:rPr>
-              <w:t>還在思考</w:t>
-            </w:r>
-          </w:p>
-          <w:p>
-            <w:pPr>
-              <w:jc w:val="center"/>
-            </w:pPr>
-            <w:r>
-              <w:rPr>
-                <w:rFonts w:ascii="STHeiti" w:hAnsi="STHeiti" w:eastAsia="STHeiti"/>
-                <w:b w:val="0"/>
-                <w:i w:val="0"/>
-                <w:color w:val="5B6573"/>
-                <w:sz w:val="19"/>
-              </w:rPr>
-              <w:t>寫清楚還需要哪一項資訊</w:t>
-            </w:r>
-          </w:p>
-        </w:tc>
-      </w:tr>
-    </w:tbl>
+    <w:p>
+      <w:pPr>
+        <w:keepNext w:val="0"/>
+        <w:keepLines w:val="0"/>
+        <w:spacing w:before="300" w:after="200" w:line="293" w:lineRule="auto"/>
+      </w:pPr>
+      <w:r>
+        <w:rPr>
+          <w:rFonts w:ascii="Arial Unicode MS" w:hAnsi="Arial Unicode MS" w:eastAsia="Arial Unicode MS"/>
+          <w:b w:val="0"/>
+          <w:i w:val="0"/>
+          <w:color w:val="1A2340"/>
+          <w:sz w:val="50"/>
+        </w:rPr>
+        <w:t>1　支持持續</w:t>
+      </w:r>
+    </w:p>
+    <w:p>
+      <w:pPr>
+        <w:keepNext w:val="0"/>
+        <w:keepLines w:val="0"/>
+        <w:spacing w:before="0" w:after="360" w:line="293" w:lineRule="auto"/>
+      </w:pPr>
+      <w:r>
+        <w:rPr>
+          <w:rFonts w:ascii="Arial Unicode MS" w:hAnsi="Arial Unicode MS" w:eastAsia="Arial Unicode MS"/>
+          <w:b w:val="0"/>
+          <w:i w:val="0"/>
+          <w:color w:val="1A2340"/>
+          <w:sz w:val="32"/>
+        </w:rPr>
+        <w:t>目前方向可繼續</w:t>
+      </w:r>
+    </w:p>
+    <w:p>
+      <w:pPr>
+        <w:keepNext w:val="0"/>
+        <w:keepLines w:val="0"/>
+        <w:spacing w:before="0" w:after="200" w:line="293" w:lineRule="auto"/>
+      </w:pPr>
+      <w:r>
+        <w:rPr>
+          <w:rFonts w:ascii="Arial Unicode MS" w:hAnsi="Arial Unicode MS" w:eastAsia="Arial Unicode MS"/>
+          <w:b w:val="0"/>
+          <w:i w:val="0"/>
+          <w:color w:val="1A2340"/>
+          <w:sz w:val="20"/>
+        </w:rPr>
+        <w:t>————————————————————————</w:t>
+      </w:r>
+    </w:p>
+    <w:p>
+      <w:pPr>
+        <w:keepNext w:val="0"/>
+        <w:keepLines w:val="0"/>
+        <w:spacing w:before="300" w:after="200" w:line="293" w:lineRule="auto"/>
+      </w:pPr>
+      <w:r>
+        <w:rPr>
+          <w:rFonts w:ascii="Arial Unicode MS" w:hAnsi="Arial Unicode MS" w:eastAsia="Arial Unicode MS"/>
+          <w:b w:val="0"/>
+          <w:i w:val="0"/>
+          <w:color w:val="1A2340"/>
+          <w:sz w:val="50"/>
+        </w:rPr>
+        <w:t>2　偏向持續</w:t>
+      </w:r>
+    </w:p>
+    <w:p>
+      <w:pPr>
+        <w:keepNext w:val="0"/>
+        <w:keepLines w:val="0"/>
+        <w:spacing w:before="0" w:after="360" w:line="293" w:lineRule="auto"/>
+      </w:pPr>
+      <w:r>
+        <w:rPr>
+          <w:rFonts w:ascii="Arial Unicode MS" w:hAnsi="Arial Unicode MS" w:eastAsia="Arial Unicode MS"/>
+          <w:b w:val="0"/>
+          <w:i w:val="0"/>
+          <w:color w:val="1A2340"/>
+          <w:sz w:val="32"/>
+        </w:rPr>
+        <w:t>但要調整做法</w:t>
+      </w:r>
+    </w:p>
+    <w:p>
+      <w:pPr>
+        <w:keepNext w:val="0"/>
+        <w:keepLines w:val="0"/>
+        <w:spacing w:before="0" w:after="200" w:line="293" w:lineRule="auto"/>
+      </w:pPr>
+      <w:r>
+        <w:rPr>
+          <w:rFonts w:ascii="Arial Unicode MS" w:hAnsi="Arial Unicode MS" w:eastAsia="Arial Unicode MS"/>
+          <w:b w:val="0"/>
+          <w:i w:val="0"/>
+          <w:color w:val="1A2340"/>
+          <w:sz w:val="20"/>
+        </w:rPr>
+        <w:t>————————————————————————</w:t>
+      </w:r>
+    </w:p>
+    <w:p>
+      <w:pPr>
+        <w:keepNext w:val="0"/>
+        <w:keepLines w:val="0"/>
+        <w:spacing w:before="300" w:after="200" w:line="293" w:lineRule="auto"/>
+      </w:pPr>
+      <w:r>
+        <w:rPr>
+          <w:rFonts w:ascii="Arial Unicode MS" w:hAnsi="Arial Unicode MS" w:eastAsia="Arial Unicode MS"/>
+          <w:b w:val="0"/>
+          <w:i w:val="0"/>
+          <w:color w:val="1A2340"/>
+          <w:sz w:val="50"/>
+        </w:rPr>
+        <w:t>3　先限縮試行</w:t>
+      </w:r>
+    </w:p>
+    <w:p>
+      <w:pPr>
+        <w:keepNext w:val="0"/>
+        <w:keepLines w:val="0"/>
+        <w:spacing w:before="0" w:after="360" w:line="293" w:lineRule="auto"/>
+      </w:pPr>
+      <w:r>
+        <w:rPr>
+          <w:rFonts w:ascii="Arial Unicode MS" w:hAnsi="Arial Unicode MS" w:eastAsia="Arial Unicode MS"/>
+          <w:b w:val="0"/>
+          <w:i w:val="0"/>
+          <w:color w:val="1A2340"/>
+          <w:sz w:val="32"/>
+        </w:rPr>
+        <w:t>補資料再決定</w:t>
+      </w:r>
+    </w:p>
+    <w:p>
+      <w:pPr>
+        <w:keepNext w:val="0"/>
+        <w:keepLines w:val="0"/>
+        <w:spacing w:before="0" w:after="200" w:line="293" w:lineRule="auto"/>
+      </w:pPr>
+      <w:r>
+        <w:rPr>
+          <w:rFonts w:ascii="Arial Unicode MS" w:hAnsi="Arial Unicode MS" w:eastAsia="Arial Unicode MS"/>
+          <w:b w:val="0"/>
+          <w:i w:val="0"/>
+          <w:color w:val="1A2340"/>
+          <w:sz w:val="20"/>
+        </w:rPr>
+        <w:t>————————————————————————</w:t>
+      </w:r>
+    </w:p>
     <w:p>
       <w:pPr>
         <w:spacing w:after="0"/>
@@ -485,13 +224,13 @@
       </w:pPr>
       <w:r>
         <w:rPr>
-          <w:rFonts w:ascii="JetBrains Mono" w:hAnsi="JetBrains Mono" w:eastAsia="STHeiti"/>
+          <w:rFonts w:ascii="JetBrains Mono" w:hAnsi="JetBrains Mono" w:eastAsia="Arial Unicode MS"/>
           <w:b/>
           <w:i w:val="0"/>
           <w:color w:val="1D4ED8"/>
           <w:sz w:val="22"/>
         </w:rPr>
-        <w:t>W8 / CARD-02</w:t>
+        <w:t>W8 / 地標 2</w:t>
       </w:r>
     </w:p>
     <w:p>
@@ -502,13 +241,13 @@
       </w:pPr>
       <w:r>
         <w:rPr>
-          <w:rFonts w:ascii="STHeiti" w:hAnsi="STHeiti" w:eastAsia="STHeiti"/>
+          <w:rFonts w:ascii="Arial Unicode MS" w:hAnsi="Arial Unicode MS" w:eastAsia="Arial Unicode MS"/>
           <w:b/>
           <w:i w:val="0"/>
           <w:color w:val="1A2340"/>
           <w:sz w:val="44"/>
         </w:rPr>
-        <w:t>私人立場小卡｜寫完折起、不交</w:t>
+        <w:t>沿虛線裁開；地標全班只印一套</w:t>
       </w:r>
     </w:p>
     <w:p>
@@ -519,395 +258,776 @@
       </w:pPr>
       <w:r>
         <w:rPr>
-          <w:rFonts w:ascii="STHeiti" w:hAnsi="STHeiti" w:eastAsia="STHeiti"/>
+          <w:rFonts w:ascii="Arial Unicode MS" w:hAnsi="Arial Unicode MS" w:eastAsia="Arial Unicode MS"/>
           <w:b w:val="0"/>
           <w:i w:val="0"/>
           <w:color w:val="5B6573"/>
           <w:sz w:val="22"/>
         </w:rPr>
-        <w:t>每人一張；沿格線裁切。小卡不展示、不收件，也不要求照著念。</w:t>
+        <w:t>位置是目前做法，不是人格。未定放在線外。</w:t>
+      </w:r>
+    </w:p>
+    <w:p>
+      <w:pPr>
+        <w:keepNext w:val="0"/>
+        <w:keepLines w:val="0"/>
+        <w:spacing w:before="300" w:after="200" w:line="293" w:lineRule="auto"/>
+      </w:pPr>
+      <w:r>
+        <w:rPr>
+          <w:rFonts w:ascii="Arial Unicode MS" w:hAnsi="Arial Unicode MS" w:eastAsia="Arial Unicode MS"/>
+          <w:b w:val="0"/>
+          <w:i w:val="0"/>
+          <w:color w:val="1A2340"/>
+          <w:sz w:val="50"/>
+        </w:rPr>
+        <w:t>4　偏向暫停</w:t>
+      </w:r>
+    </w:p>
+    <w:p>
+      <w:pPr>
+        <w:keepNext w:val="0"/>
+        <w:keepLines w:val="0"/>
+        <w:spacing w:before="0" w:after="360" w:line="293" w:lineRule="auto"/>
+      </w:pPr>
+      <w:r>
+        <w:rPr>
+          <w:rFonts w:ascii="Arial Unicode MS" w:hAnsi="Arial Unicode MS" w:eastAsia="Arial Unicode MS"/>
+          <w:b w:val="0"/>
+          <w:i w:val="0"/>
+          <w:color w:val="1A2340"/>
+          <w:sz w:val="32"/>
+        </w:rPr>
+        <w:t>先處理缺口</w:t>
+      </w:r>
+    </w:p>
+    <w:p>
+      <w:pPr>
+        <w:keepNext w:val="0"/>
+        <w:keepLines w:val="0"/>
+        <w:spacing w:before="0" w:after="200" w:line="293" w:lineRule="auto"/>
+      </w:pPr>
+      <w:r>
+        <w:rPr>
+          <w:rFonts w:ascii="Arial Unicode MS" w:hAnsi="Arial Unicode MS" w:eastAsia="Arial Unicode MS"/>
+          <w:b w:val="0"/>
+          <w:i w:val="0"/>
+          <w:color w:val="1A2340"/>
+          <w:sz w:val="20"/>
+        </w:rPr>
+        <w:t>————————————————————————</w:t>
+      </w:r>
+    </w:p>
+    <w:p>
+      <w:pPr>
+        <w:keepNext w:val="0"/>
+        <w:keepLines w:val="0"/>
+        <w:spacing w:before="300" w:after="200" w:line="293" w:lineRule="auto"/>
+      </w:pPr>
+      <w:r>
+        <w:rPr>
+          <w:rFonts w:ascii="Arial Unicode MS" w:hAnsi="Arial Unicode MS" w:eastAsia="Arial Unicode MS"/>
+          <w:b w:val="0"/>
+          <w:i w:val="0"/>
+          <w:color w:val="1A2340"/>
+          <w:sz w:val="50"/>
+        </w:rPr>
+        <w:t>5　主張停止</w:t>
+      </w:r>
+    </w:p>
+    <w:p>
+      <w:pPr>
+        <w:keepNext w:val="0"/>
+        <w:keepLines w:val="0"/>
+        <w:spacing w:before="0" w:after="360" w:line="293" w:lineRule="auto"/>
+      </w:pPr>
+      <w:r>
+        <w:rPr>
+          <w:rFonts w:ascii="Arial Unicode MS" w:hAnsi="Arial Unicode MS" w:eastAsia="Arial Unicode MS"/>
+          <w:b w:val="0"/>
+          <w:i w:val="0"/>
+          <w:color w:val="1A2340"/>
+          <w:sz w:val="32"/>
+        </w:rPr>
+        <w:t>另提具體替代</w:t>
+      </w:r>
+    </w:p>
+    <w:p>
+      <w:pPr>
+        <w:keepNext w:val="0"/>
+        <w:keepLines w:val="0"/>
+        <w:spacing w:before="0" w:after="200" w:line="293" w:lineRule="auto"/>
+      </w:pPr>
+      <w:r>
+        <w:rPr>
+          <w:rFonts w:ascii="Arial Unicode MS" w:hAnsi="Arial Unicode MS" w:eastAsia="Arial Unicode MS"/>
+          <w:b w:val="0"/>
+          <w:i w:val="0"/>
+          <w:color w:val="1A2340"/>
+          <w:sz w:val="20"/>
+        </w:rPr>
+        <w:t>————————————————————————</w:t>
+      </w:r>
+    </w:p>
+    <w:p>
+      <w:pPr>
+        <w:keepNext w:val="0"/>
+        <w:keepLines w:val="0"/>
+        <w:spacing w:before="300" w:after="200" w:line="293" w:lineRule="auto"/>
+      </w:pPr>
+      <w:r>
+        <w:rPr>
+          <w:rFonts w:ascii="Arial Unicode MS" w:hAnsi="Arial Unicode MS" w:eastAsia="Arial Unicode MS"/>
+          <w:b w:val="0"/>
+          <w:i w:val="0"/>
+          <w:color w:val="1A2340"/>
+          <w:sz w:val="50"/>
+        </w:rPr>
+        <w:t>未定　暫不判斷</w:t>
+      </w:r>
+    </w:p>
+    <w:p>
+      <w:pPr>
+        <w:keepNext w:val="0"/>
+        <w:keepLines w:val="0"/>
+        <w:spacing w:before="0" w:after="360" w:line="293" w:lineRule="auto"/>
+      </w:pPr>
+      <w:r>
+        <w:rPr>
+          <w:rFonts w:ascii="Arial Unicode MS" w:hAnsi="Arial Unicode MS" w:eastAsia="Arial Unicode MS"/>
+          <w:b w:val="0"/>
+          <w:i w:val="0"/>
+          <w:color w:val="1A2340"/>
+          <w:sz w:val="32"/>
+        </w:rPr>
+        <w:t>說清還缺什麼</w:t>
+      </w:r>
+    </w:p>
+    <w:p>
+      <w:pPr>
+        <w:keepNext w:val="0"/>
+        <w:keepLines w:val="0"/>
+        <w:spacing w:before="0" w:after="200" w:line="293" w:lineRule="auto"/>
+      </w:pPr>
+      <w:r>
+        <w:rPr>
+          <w:rFonts w:ascii="Arial Unicode MS" w:hAnsi="Arial Unicode MS" w:eastAsia="Arial Unicode MS"/>
+          <w:b w:val="0"/>
+          <w:i w:val="0"/>
+          <w:color w:val="1A2340"/>
+          <w:sz w:val="20"/>
+        </w:rPr>
+        <w:t>————————————————————————</w:t>
+      </w:r>
+    </w:p>
+    <w:p>
+      <w:pPr>
+        <w:spacing w:after="0"/>
+      </w:pPr>
+      <w:r>
+        <w:br w:type="page"/>
+      </w:r>
+    </w:p>
+    <w:p>
+      <w:pPr>
+        <w:keepNext/>
+        <w:keepLines w:val="0"/>
+        <w:pageBreakBefore w:val="0"/>
+        <w:spacing w:before="0" w:after="60" w:line="293" w:lineRule="auto"/>
+      </w:pPr>
+      <w:r>
+        <w:rPr>
+          <w:rFonts w:ascii="JetBrains Mono" w:hAnsi="JetBrains Mono" w:eastAsia="Arial Unicode MS"/>
+          <w:b/>
+          <w:i w:val="0"/>
+          <w:color w:val="1D4ED8"/>
+          <w:sz w:val="22"/>
+        </w:rPr>
+        <w:t>W8 / 私人小卡</w:t>
+      </w:r>
+    </w:p>
+    <w:p>
+      <w:pPr>
+        <w:keepNext/>
+        <w:keepLines w:val="0"/>
+        <w:spacing w:before="0" w:after="80" w:line="252" w:lineRule="auto"/>
+      </w:pPr>
+      <w:r>
+        <w:rPr>
+          <w:rFonts w:ascii="Arial Unicode MS" w:hAnsi="Arial Unicode MS" w:eastAsia="Arial Unicode MS"/>
+          <w:b/>
+          <w:i w:val="0"/>
+          <w:color w:val="1A2340"/>
+          <w:sz w:val="44"/>
+        </w:rPr>
+        <w:t>本頁每四人印一張；裁成四張，每人一張</w:t>
+      </w:r>
+    </w:p>
+    <w:p>
+      <w:pPr>
+        <w:keepNext w:val="0"/>
+        <w:keepLines w:val="0"/>
+        <w:spacing w:before="0" w:after="140" w:line="293" w:lineRule="auto"/>
+      </w:pPr>
+      <w:r>
+        <w:rPr>
+          <w:rFonts w:ascii="Arial Unicode MS" w:hAnsi="Arial Unicode MS" w:eastAsia="Arial Unicode MS"/>
+          <w:b w:val="0"/>
+          <w:i w:val="0"/>
+          <w:color w:val="5B6573"/>
+          <w:sz w:val="22"/>
+        </w:rPr>
+        <w:t>也可使用自己的空白紙。不寫姓名，折起、自留；不交、不公開。</w:t>
+      </w:r>
+    </w:p>
+    <w:p>
+      <w:pPr>
+        <w:keepNext w:val="0"/>
+        <w:keepLines w:val="0"/>
+        <w:spacing w:before="140" w:after="60" w:line="293" w:lineRule="auto"/>
+      </w:pPr>
+      <w:r>
+        <w:rPr>
+          <w:rFonts w:ascii="Arial Unicode MS" w:hAnsi="Arial Unicode MS" w:eastAsia="Arial Unicode MS"/>
+          <w:b w:val="0"/>
+          <w:i w:val="0"/>
+          <w:color w:val="1A2340"/>
+          <w:sz w:val="24"/>
+        </w:rPr>
+        <w:t>目前位置：1　2　3　4　5　未定（圈一個）</w:t>
+      </w:r>
+    </w:p>
+    <w:p>
+      <w:pPr>
+        <w:keepNext w:val="0"/>
+        <w:keepLines w:val="0"/>
+        <w:spacing w:before="0" w:after="60" w:line="293" w:lineRule="auto"/>
+      </w:pPr>
+      <w:r>
+        <w:rPr>
+          <w:rFonts w:ascii="Arial Unicode MS" w:hAnsi="Arial Unicode MS" w:eastAsia="Arial Unicode MS"/>
+          <w:b w:val="0"/>
+          <w:i w:val="0"/>
+          <w:color w:val="1A2340"/>
+          <w:sz w:val="22"/>
+        </w:rPr>
+        <w:t>約 50 字理由：可含不想公開的考量。</w:t>
       </w:r>
     </w:p>
     <w:tbl>
       <w:tblPr>
-        <w:tblW w:type="dxa" w:w="15600"/>
+        <w:tblW w:type="dxa" w:w="9865"/>
         <w:jc w:val="left"/>
         <w:tblLayout w:type="fixed"/>
         <w:tblLook w:firstColumn="1" w:firstRow="1" w:lastColumn="0" w:lastRow="0" w:noHBand="0" w:noVBand="1" w:val="04A0"/>
         <w:tblInd w:type="dxa" w:w="0"/>
       </w:tblPr>
       <w:tblGrid>
-        <w:gridCol w:w="7800"/>
-        <w:gridCol w:w="7800"/>
+        <w:gridCol w:w="9865"/>
       </w:tblGrid>
       <w:tr>
         <w:trPr>
-          <w:trHeight w:val="3628" w:hRule="atLeast"/>
+          <w:trHeight w:val="454" w:hRule="atLeast"/>
         </w:trPr>
         <w:tc>
           <w:tcPr>
-            <w:tcW w:type="dxa" w:w="7800"/>
-            <w:vAlign w:val="top"/>
+            <w:tcW w:type="dxa" w:w="9865"/>
             <w:tcMar>
-              <w:top w:w="160" w:type="dxa"/>
-              <w:start w:w="190" w:type="dxa"/>
-              <w:bottom w:w="160" w:type="dxa"/>
-              <w:end w:w="190" w:type="dxa"/>
+              <w:top w:w="0" w:type="dxa"/>
+              <w:start w:w="0" w:type="dxa"/>
+              <w:bottom w:w="0" w:type="dxa"/>
+              <w:end w:w="0" w:type="dxa"/>
             </w:tcMar>
             <w:tcBorders>
-              <w:top w:val="dashed" w:sz="8" w:space="0" w:color="CBD5E1"/>
-              <w:bottom w:val="dashed" w:sz="8" w:space="0" w:color="CBD5E1"/>
-              <w:start w:val="dashed" w:sz="8" w:space="0" w:color="CBD5E1"/>
-              <w:end w:val="dashed" w:sz="8" w:space="0" w:color="CBD5E1"/>
+              <w:top w:val="nil"/>
+              <w:bottom w:val="single" w:sz="5" w:space="0" w:color="CBD5E1"/>
+              <w:start w:val="nil"/>
+              <w:end w:val="nil"/>
             </w:tcBorders>
           </w:tcPr>
           <w:p>
             <w:pPr>
-              <w:spacing w:after="80"/>
+              <w:spacing w:before="0" w:after="0" w:line="240" w:lineRule="auto"/>
             </w:pPr>
             <w:r>
-              <w:rPr>
-                <w:rFonts w:ascii="JetBrains Mono" w:hAnsi="JetBrains Mono" w:eastAsia="STHeiti"/>
-                <w:b/>
-                <w:i w:val="0"/>
-                <w:color w:val="1D4ED8"/>
-                <w:sz w:val="22"/>
-              </w:rPr>
-              <w:t>PRIVATE-01　目前位置：□1 □2 □3 □4 □5 □未定</w:t>
-            </w:r>
-          </w:p>
-          <w:p>
-            <w:pPr>
-              <w:keepNext w:val="0"/>
-              <w:keepLines w:val="0"/>
-              <w:spacing w:before="0" w:after="40" w:line="293" w:lineRule="auto"/>
-            </w:pPr>
-            <w:r>
-              <w:rPr>
-                <w:rFonts w:ascii="STHeiti" w:hAnsi="STHeiti" w:eastAsia="STHeiti"/>
-                <w:b/>
-                <w:i w:val="0"/>
-                <w:color w:val="1A2340"/>
-                <w:sz w:val="21"/>
-              </w:rPr>
-              <w:t>50 字理由｜只寫你願意留給自己的版本：</w:t>
-            </w:r>
-          </w:p>
-          <w:p>
-            <w:pPr>
-              <w:keepNext w:val="0"/>
-              <w:keepLines w:val="0"/>
-              <w:spacing w:before="0" w:after="60" w:line="293" w:lineRule="auto"/>
-            </w:pPr>
-            <w:r>
-              <w:rPr>
-                <w:rFonts w:ascii="STHeiti" w:hAnsi="STHeiti" w:eastAsia="STHeiti"/>
-                <w:b w:val="0"/>
-                <w:i w:val="0"/>
-                <w:color w:val="5B6573"/>
-                <w:sz w:val="21"/>
-              </w:rPr>
-              <w:t>__________________________________________________</w:t>
-              <w:br/>
-              <w:t>__________________________________________________</w:t>
-              <w:br/>
-              <w:t>__________________________________________________</w:t>
-            </w:r>
-          </w:p>
-          <w:p>
-            <w:pPr>
-              <w:keepNext w:val="0"/>
-              <w:keepLines w:val="0"/>
-              <w:spacing w:before="0" w:after="0" w:line="293" w:lineRule="auto"/>
-            </w:pPr>
-            <w:r>
-              <w:rPr>
-                <w:rFonts w:ascii="STHeiti" w:hAnsi="STHeiti" w:eastAsia="STHeiti"/>
-                <w:b w:val="0"/>
-                <w:i w:val="0"/>
-                <w:color w:val="B42338"/>
-                <w:sz w:val="18"/>
-              </w:rPr>
-              <w:t>折起來。公開交換理由時，可以改說另一個你願意分享的版本。</w:t>
-            </w:r>
-          </w:p>
-        </w:tc>
-        <w:tc>
-          <w:tcPr>
-            <w:tcW w:type="dxa" w:w="7800"/>
-            <w:vAlign w:val="top"/>
-            <w:tcMar>
-              <w:top w:w="160" w:type="dxa"/>
-              <w:start w:w="190" w:type="dxa"/>
-              <w:bottom w:w="160" w:type="dxa"/>
-              <w:end w:w="190" w:type="dxa"/>
-            </w:tcMar>
-            <w:tcBorders>
-              <w:top w:val="dashed" w:sz="8" w:space="0" w:color="CBD5E1"/>
-              <w:bottom w:val="dashed" w:sz="8" w:space="0" w:color="CBD5E1"/>
-              <w:start w:val="dashed" w:sz="8" w:space="0" w:color="CBD5E1"/>
-              <w:end w:val="dashed" w:sz="8" w:space="0" w:color="CBD5E1"/>
-            </w:tcBorders>
-          </w:tcPr>
-          <w:p>
-            <w:pPr>
-              <w:spacing w:after="80"/>
-            </w:pPr>
-            <w:r>
-              <w:rPr>
-                <w:rFonts w:ascii="JetBrains Mono" w:hAnsi="JetBrains Mono" w:eastAsia="STHeiti"/>
-                <w:b/>
-                <w:i w:val="0"/>
-                <w:color w:val="1D4ED8"/>
-                <w:sz w:val="22"/>
-              </w:rPr>
-              <w:t>PRIVATE-02　目前位置：□1 □2 □3 □4 □5 □未定</w:t>
-            </w:r>
-          </w:p>
-          <w:p>
-            <w:pPr>
-              <w:keepNext w:val="0"/>
-              <w:keepLines w:val="0"/>
-              <w:spacing w:before="0" w:after="40" w:line="293" w:lineRule="auto"/>
-            </w:pPr>
-            <w:r>
-              <w:rPr>
-                <w:rFonts w:ascii="STHeiti" w:hAnsi="STHeiti" w:eastAsia="STHeiti"/>
-                <w:b/>
-                <w:i w:val="0"/>
-                <w:color w:val="1A2340"/>
-                <w:sz w:val="21"/>
-              </w:rPr>
-              <w:t>50 字理由｜只寫你願意留給自己的版本：</w:t>
-            </w:r>
-          </w:p>
-          <w:p>
-            <w:pPr>
-              <w:keepNext w:val="0"/>
-              <w:keepLines w:val="0"/>
-              <w:spacing w:before="0" w:after="60" w:line="293" w:lineRule="auto"/>
-            </w:pPr>
-            <w:r>
-              <w:rPr>
-                <w:rFonts w:ascii="STHeiti" w:hAnsi="STHeiti" w:eastAsia="STHeiti"/>
-                <w:b w:val="0"/>
-                <w:i w:val="0"/>
-                <w:color w:val="5B6573"/>
-                <w:sz w:val="21"/>
-              </w:rPr>
-              <w:t>__________________________________________________</w:t>
-              <w:br/>
-              <w:t>__________________________________________________</w:t>
-              <w:br/>
-              <w:t>__________________________________________________</w:t>
-            </w:r>
-          </w:p>
-          <w:p>
-            <w:pPr>
-              <w:keepNext w:val="0"/>
-              <w:keepLines w:val="0"/>
-              <w:spacing w:before="0" w:after="0" w:line="293" w:lineRule="auto"/>
-            </w:pPr>
-            <w:r>
-              <w:rPr>
-                <w:rFonts w:ascii="STHeiti" w:hAnsi="STHeiti" w:eastAsia="STHeiti"/>
-                <w:b w:val="0"/>
-                <w:i w:val="0"/>
-                <w:color w:val="B42338"/>
-                <w:sz w:val="18"/>
-              </w:rPr>
-              <w:t>折起來。公開交換理由時，可以改說另一個你願意分享的版本。</w:t>
+              <w:t xml:space="preserve"> </w:t>
             </w:r>
           </w:p>
         </w:tc>
       </w:tr>
       <w:tr>
         <w:trPr>
-          <w:trHeight w:val="3628" w:hRule="atLeast"/>
+          <w:trHeight w:val="454" w:hRule="atLeast"/>
         </w:trPr>
         <w:tc>
           <w:tcPr>
-            <w:tcW w:type="dxa" w:w="7800"/>
-            <w:vAlign w:val="top"/>
+            <w:tcW w:type="dxa" w:w="9865"/>
             <w:tcMar>
-              <w:top w:w="160" w:type="dxa"/>
-              <w:start w:w="190" w:type="dxa"/>
-              <w:bottom w:w="160" w:type="dxa"/>
-              <w:end w:w="190" w:type="dxa"/>
+              <w:top w:w="0" w:type="dxa"/>
+              <w:start w:w="0" w:type="dxa"/>
+              <w:bottom w:w="0" w:type="dxa"/>
+              <w:end w:w="0" w:type="dxa"/>
             </w:tcMar>
             <w:tcBorders>
-              <w:top w:val="dashed" w:sz="8" w:space="0" w:color="CBD5E1"/>
-              <w:bottom w:val="dashed" w:sz="8" w:space="0" w:color="CBD5E1"/>
-              <w:start w:val="dashed" w:sz="8" w:space="0" w:color="CBD5E1"/>
-              <w:end w:val="dashed" w:sz="8" w:space="0" w:color="CBD5E1"/>
+              <w:top w:val="nil"/>
+              <w:bottom w:val="single" w:sz="5" w:space="0" w:color="CBD5E1"/>
+              <w:start w:val="nil"/>
+              <w:end w:val="nil"/>
             </w:tcBorders>
           </w:tcPr>
           <w:p>
             <w:pPr>
-              <w:spacing w:after="80"/>
+              <w:spacing w:before="0" w:after="0" w:line="240" w:lineRule="auto"/>
             </w:pPr>
             <w:r>
-              <w:rPr>
-                <w:rFonts w:ascii="JetBrains Mono" w:hAnsi="JetBrains Mono" w:eastAsia="STHeiti"/>
-                <w:b/>
-                <w:i w:val="0"/>
-                <w:color w:val="1D4ED8"/>
-                <w:sz w:val="22"/>
-              </w:rPr>
-              <w:t>PRIVATE-03　目前位置：□1 □2 □3 □4 □5 □未定</w:t>
-            </w:r>
-          </w:p>
-          <w:p>
-            <w:pPr>
-              <w:keepNext w:val="0"/>
-              <w:keepLines w:val="0"/>
-              <w:spacing w:before="0" w:after="40" w:line="293" w:lineRule="auto"/>
-            </w:pPr>
-            <w:r>
-              <w:rPr>
-                <w:rFonts w:ascii="STHeiti" w:hAnsi="STHeiti" w:eastAsia="STHeiti"/>
-                <w:b/>
-                <w:i w:val="0"/>
-                <w:color w:val="1A2340"/>
-                <w:sz w:val="21"/>
-              </w:rPr>
-              <w:t>50 字理由｜只寫你願意留給自己的版本：</w:t>
-            </w:r>
-          </w:p>
-          <w:p>
-            <w:pPr>
-              <w:keepNext w:val="0"/>
-              <w:keepLines w:val="0"/>
-              <w:spacing w:before="0" w:after="60" w:line="293" w:lineRule="auto"/>
-            </w:pPr>
-            <w:r>
-              <w:rPr>
-                <w:rFonts w:ascii="STHeiti" w:hAnsi="STHeiti" w:eastAsia="STHeiti"/>
-                <w:b w:val="0"/>
-                <w:i w:val="0"/>
-                <w:color w:val="5B6573"/>
-                <w:sz w:val="21"/>
-              </w:rPr>
-              <w:t>__________________________________________________</w:t>
-              <w:br/>
-              <w:t>__________________________________________________</w:t>
-              <w:br/>
-              <w:t>__________________________________________________</w:t>
-            </w:r>
-          </w:p>
-          <w:p>
-            <w:pPr>
-              <w:keepNext w:val="0"/>
-              <w:keepLines w:val="0"/>
-              <w:spacing w:before="0" w:after="0" w:line="293" w:lineRule="auto"/>
-            </w:pPr>
-            <w:r>
-              <w:rPr>
-                <w:rFonts w:ascii="STHeiti" w:hAnsi="STHeiti" w:eastAsia="STHeiti"/>
-                <w:b w:val="0"/>
-                <w:i w:val="0"/>
-                <w:color w:val="B42338"/>
-                <w:sz w:val="18"/>
-              </w:rPr>
-              <w:t>折起來。公開交換理由時，可以改說另一個你願意分享的版本。</w:t>
-            </w:r>
-          </w:p>
-        </w:tc>
-        <w:tc>
-          <w:tcPr>
-            <w:tcW w:type="dxa" w:w="7800"/>
-            <w:vAlign w:val="top"/>
-            <w:tcMar>
-              <w:top w:w="160" w:type="dxa"/>
-              <w:start w:w="190" w:type="dxa"/>
-              <w:bottom w:w="160" w:type="dxa"/>
-              <w:end w:w="190" w:type="dxa"/>
-            </w:tcMar>
-            <w:tcBorders>
-              <w:top w:val="dashed" w:sz="8" w:space="0" w:color="CBD5E1"/>
-              <w:bottom w:val="dashed" w:sz="8" w:space="0" w:color="CBD5E1"/>
-              <w:start w:val="dashed" w:sz="8" w:space="0" w:color="CBD5E1"/>
-              <w:end w:val="dashed" w:sz="8" w:space="0" w:color="CBD5E1"/>
-            </w:tcBorders>
-          </w:tcPr>
-          <w:p>
-            <w:pPr>
-              <w:spacing w:after="80"/>
-            </w:pPr>
-            <w:r>
-              <w:rPr>
-                <w:rFonts w:ascii="JetBrains Mono" w:hAnsi="JetBrains Mono" w:eastAsia="STHeiti"/>
-                <w:b/>
-                <w:i w:val="0"/>
-                <w:color w:val="1D4ED8"/>
-                <w:sz w:val="22"/>
-              </w:rPr>
-              <w:t>PRIVATE-04　目前位置：□1 □2 □3 □4 □5 □未定</w:t>
-            </w:r>
-          </w:p>
-          <w:p>
-            <w:pPr>
-              <w:keepNext w:val="0"/>
-              <w:keepLines w:val="0"/>
-              <w:spacing w:before="0" w:after="40" w:line="293" w:lineRule="auto"/>
-            </w:pPr>
-            <w:r>
-              <w:rPr>
-                <w:rFonts w:ascii="STHeiti" w:hAnsi="STHeiti" w:eastAsia="STHeiti"/>
-                <w:b/>
-                <w:i w:val="0"/>
-                <w:color w:val="1A2340"/>
-                <w:sz w:val="21"/>
-              </w:rPr>
-              <w:t>50 字理由｜只寫你願意留給自己的版本：</w:t>
-            </w:r>
-          </w:p>
-          <w:p>
-            <w:pPr>
-              <w:keepNext w:val="0"/>
-              <w:keepLines w:val="0"/>
-              <w:spacing w:before="0" w:after="60" w:line="293" w:lineRule="auto"/>
-            </w:pPr>
-            <w:r>
-              <w:rPr>
-                <w:rFonts w:ascii="STHeiti" w:hAnsi="STHeiti" w:eastAsia="STHeiti"/>
-                <w:b w:val="0"/>
-                <w:i w:val="0"/>
-                <w:color w:val="5B6573"/>
-                <w:sz w:val="21"/>
-              </w:rPr>
-              <w:t>__________________________________________________</w:t>
-              <w:br/>
-              <w:t>__________________________________________________</w:t>
-              <w:br/>
-              <w:t>__________________________________________________</w:t>
-            </w:r>
-          </w:p>
-          <w:p>
-            <w:pPr>
-              <w:keepNext w:val="0"/>
-              <w:keepLines w:val="0"/>
-              <w:spacing w:before="0" w:after="0" w:line="293" w:lineRule="auto"/>
-            </w:pPr>
-            <w:r>
-              <w:rPr>
-                <w:rFonts w:ascii="STHeiti" w:hAnsi="STHeiti" w:eastAsia="STHeiti"/>
-                <w:b w:val="0"/>
-                <w:i w:val="0"/>
-                <w:color w:val="B42338"/>
-                <w:sz w:val="18"/>
-              </w:rPr>
-              <w:t>折起來。公開交換理由時，可以改說另一個你願意分享的版本。</w:t>
+              <w:t xml:space="preserve"> </w:t>
             </w:r>
           </w:p>
         </w:tc>
       </w:tr>
     </w:tbl>
+    <w:p>
+      <w:pPr>
+        <w:keepNext w:val="0"/>
+        <w:keepLines w:val="0"/>
+        <w:spacing w:before="0" w:after="100" w:line="293" w:lineRule="auto"/>
+      </w:pPr>
+      <w:r>
+        <w:rPr>
+          <w:rFonts w:ascii="Arial Unicode MS" w:hAnsi="Arial Unicode MS" w:eastAsia="Arial Unicode MS"/>
+          <w:b w:val="0"/>
+          <w:i w:val="0"/>
+          <w:color w:val="1A2340"/>
+          <w:sz w:val="20"/>
+        </w:rPr>
+        <w:t>折起，自留。公開活動只說願意分享的版本。</w:t>
+      </w:r>
+    </w:p>
+    <w:p>
+      <w:pPr>
+        <w:keepNext w:val="0"/>
+        <w:keepLines w:val="0"/>
+        <w:spacing w:before="0" w:after="60" w:line="293" w:lineRule="auto"/>
+      </w:pPr>
+      <w:r>
+        <w:rPr>
+          <w:rFonts w:ascii="Arial Unicode MS" w:hAnsi="Arial Unicode MS" w:eastAsia="Arial Unicode MS"/>
+          <w:b w:val="0"/>
+          <w:i w:val="0"/>
+          <w:color w:val="1A2340"/>
+          <w:sz w:val="18"/>
+        </w:rPr>
+        <w:t>- - - - - - - - - - - - - - - - - - - - - - - - - - - - - - - -</w:t>
+      </w:r>
+    </w:p>
+    <w:p>
+      <w:pPr>
+        <w:keepNext w:val="0"/>
+        <w:keepLines w:val="0"/>
+        <w:spacing w:before="140" w:after="60" w:line="293" w:lineRule="auto"/>
+      </w:pPr>
+      <w:r>
+        <w:rPr>
+          <w:rFonts w:ascii="Arial Unicode MS" w:hAnsi="Arial Unicode MS" w:eastAsia="Arial Unicode MS"/>
+          <w:b w:val="0"/>
+          <w:i w:val="0"/>
+          <w:color w:val="1A2340"/>
+          <w:sz w:val="24"/>
+        </w:rPr>
+        <w:t>目前位置：1　2　3　4　5　未定（圈一個）</w:t>
+      </w:r>
+    </w:p>
+    <w:p>
+      <w:pPr>
+        <w:keepNext w:val="0"/>
+        <w:keepLines w:val="0"/>
+        <w:spacing w:before="0" w:after="60" w:line="293" w:lineRule="auto"/>
+      </w:pPr>
+      <w:r>
+        <w:rPr>
+          <w:rFonts w:ascii="Arial Unicode MS" w:hAnsi="Arial Unicode MS" w:eastAsia="Arial Unicode MS"/>
+          <w:b w:val="0"/>
+          <w:i w:val="0"/>
+          <w:color w:val="1A2340"/>
+          <w:sz w:val="22"/>
+        </w:rPr>
+        <w:t>約 50 字理由：可含不想公開的考量。</w:t>
+      </w:r>
+    </w:p>
+    <w:tbl>
+      <w:tblPr>
+        <w:tblW w:type="dxa" w:w="9865"/>
+        <w:jc w:val="left"/>
+        <w:tblLayout w:type="fixed"/>
+        <w:tblLook w:firstColumn="1" w:firstRow="1" w:lastColumn="0" w:lastRow="0" w:noHBand="0" w:noVBand="1" w:val="04A0"/>
+        <w:tblInd w:type="dxa" w:w="0"/>
+      </w:tblPr>
+      <w:tblGrid>
+        <w:gridCol w:w="9865"/>
+      </w:tblGrid>
+      <w:tr>
+        <w:trPr>
+          <w:trHeight w:val="454" w:hRule="atLeast"/>
+        </w:trPr>
+        <w:tc>
+          <w:tcPr>
+            <w:tcW w:type="dxa" w:w="9865"/>
+            <w:tcMar>
+              <w:top w:w="0" w:type="dxa"/>
+              <w:start w:w="0" w:type="dxa"/>
+              <w:bottom w:w="0" w:type="dxa"/>
+              <w:end w:w="0" w:type="dxa"/>
+            </w:tcMar>
+            <w:tcBorders>
+              <w:top w:val="nil"/>
+              <w:bottom w:val="single" w:sz="5" w:space="0" w:color="CBD5E1"/>
+              <w:start w:val="nil"/>
+              <w:end w:val="nil"/>
+            </w:tcBorders>
+          </w:tcPr>
+          <w:p>
+            <w:pPr>
+              <w:spacing w:before="0" w:after="0" w:line="240" w:lineRule="auto"/>
+            </w:pPr>
+            <w:r>
+              <w:t xml:space="preserve"> </w:t>
+            </w:r>
+          </w:p>
+        </w:tc>
+      </w:tr>
+      <w:tr>
+        <w:trPr>
+          <w:trHeight w:val="454" w:hRule="atLeast"/>
+        </w:trPr>
+        <w:tc>
+          <w:tcPr>
+            <w:tcW w:type="dxa" w:w="9865"/>
+            <w:tcMar>
+              <w:top w:w="0" w:type="dxa"/>
+              <w:start w:w="0" w:type="dxa"/>
+              <w:bottom w:w="0" w:type="dxa"/>
+              <w:end w:w="0" w:type="dxa"/>
+            </w:tcMar>
+            <w:tcBorders>
+              <w:top w:val="nil"/>
+              <w:bottom w:val="single" w:sz="5" w:space="0" w:color="CBD5E1"/>
+              <w:start w:val="nil"/>
+              <w:end w:val="nil"/>
+            </w:tcBorders>
+          </w:tcPr>
+          <w:p>
+            <w:pPr>
+              <w:spacing w:before="0" w:after="0" w:line="240" w:lineRule="auto"/>
+            </w:pPr>
+            <w:r>
+              <w:t xml:space="preserve"> </w:t>
+            </w:r>
+          </w:p>
+        </w:tc>
+      </w:tr>
+    </w:tbl>
+    <w:p>
+      <w:pPr>
+        <w:keepNext w:val="0"/>
+        <w:keepLines w:val="0"/>
+        <w:spacing w:before="0" w:after="100" w:line="293" w:lineRule="auto"/>
+      </w:pPr>
+      <w:r>
+        <w:rPr>
+          <w:rFonts w:ascii="Arial Unicode MS" w:hAnsi="Arial Unicode MS" w:eastAsia="Arial Unicode MS"/>
+          <w:b w:val="0"/>
+          <w:i w:val="0"/>
+          <w:color w:val="1A2340"/>
+          <w:sz w:val="20"/>
+        </w:rPr>
+        <w:t>折起，自留。公開活動只說願意分享的版本。</w:t>
+      </w:r>
+    </w:p>
+    <w:p>
+      <w:pPr>
+        <w:keepNext w:val="0"/>
+        <w:keepLines w:val="0"/>
+        <w:spacing w:before="0" w:after="60" w:line="293" w:lineRule="auto"/>
+      </w:pPr>
+      <w:r>
+        <w:rPr>
+          <w:rFonts w:ascii="Arial Unicode MS" w:hAnsi="Arial Unicode MS" w:eastAsia="Arial Unicode MS"/>
+          <w:b w:val="0"/>
+          <w:i w:val="0"/>
+          <w:color w:val="1A2340"/>
+          <w:sz w:val="18"/>
+        </w:rPr>
+        <w:t>- - - - - - - - - - - - - - - - - - - - - - - - - - - - - - - -</w:t>
+      </w:r>
+    </w:p>
+    <w:p>
+      <w:pPr>
+        <w:keepNext w:val="0"/>
+        <w:keepLines w:val="0"/>
+        <w:spacing w:before="140" w:after="60" w:line="293" w:lineRule="auto"/>
+      </w:pPr>
+      <w:r>
+        <w:rPr>
+          <w:rFonts w:ascii="Arial Unicode MS" w:hAnsi="Arial Unicode MS" w:eastAsia="Arial Unicode MS"/>
+          <w:b w:val="0"/>
+          <w:i w:val="0"/>
+          <w:color w:val="1A2340"/>
+          <w:sz w:val="24"/>
+        </w:rPr>
+        <w:t>目前位置：1　2　3　4　5　未定（圈一個）</w:t>
+      </w:r>
+    </w:p>
+    <w:p>
+      <w:pPr>
+        <w:keepNext w:val="0"/>
+        <w:keepLines w:val="0"/>
+        <w:spacing w:before="0" w:after="60" w:line="293" w:lineRule="auto"/>
+      </w:pPr>
+      <w:r>
+        <w:rPr>
+          <w:rFonts w:ascii="Arial Unicode MS" w:hAnsi="Arial Unicode MS" w:eastAsia="Arial Unicode MS"/>
+          <w:b w:val="0"/>
+          <w:i w:val="0"/>
+          <w:color w:val="1A2340"/>
+          <w:sz w:val="22"/>
+        </w:rPr>
+        <w:t>約 50 字理由：可含不想公開的考量。</w:t>
+      </w:r>
+    </w:p>
+    <w:tbl>
+      <w:tblPr>
+        <w:tblW w:type="dxa" w:w="9865"/>
+        <w:jc w:val="left"/>
+        <w:tblLayout w:type="fixed"/>
+        <w:tblLook w:firstColumn="1" w:firstRow="1" w:lastColumn="0" w:lastRow="0" w:noHBand="0" w:noVBand="1" w:val="04A0"/>
+        <w:tblInd w:type="dxa" w:w="0"/>
+      </w:tblPr>
+      <w:tblGrid>
+        <w:gridCol w:w="9865"/>
+      </w:tblGrid>
+      <w:tr>
+        <w:trPr>
+          <w:trHeight w:val="454" w:hRule="atLeast"/>
+        </w:trPr>
+        <w:tc>
+          <w:tcPr>
+            <w:tcW w:type="dxa" w:w="9865"/>
+            <w:tcMar>
+              <w:top w:w="0" w:type="dxa"/>
+              <w:start w:w="0" w:type="dxa"/>
+              <w:bottom w:w="0" w:type="dxa"/>
+              <w:end w:w="0" w:type="dxa"/>
+            </w:tcMar>
+            <w:tcBorders>
+              <w:top w:val="nil"/>
+              <w:bottom w:val="single" w:sz="5" w:space="0" w:color="CBD5E1"/>
+              <w:start w:val="nil"/>
+              <w:end w:val="nil"/>
+            </w:tcBorders>
+          </w:tcPr>
+          <w:p>
+            <w:pPr>
+              <w:spacing w:before="0" w:after="0" w:line="240" w:lineRule="auto"/>
+            </w:pPr>
+            <w:r>
+              <w:t xml:space="preserve"> </w:t>
+            </w:r>
+          </w:p>
+        </w:tc>
+      </w:tr>
+      <w:tr>
+        <w:trPr>
+          <w:trHeight w:val="454" w:hRule="atLeast"/>
+        </w:trPr>
+        <w:tc>
+          <w:tcPr>
+            <w:tcW w:type="dxa" w:w="9865"/>
+            <w:tcMar>
+              <w:top w:w="0" w:type="dxa"/>
+              <w:start w:w="0" w:type="dxa"/>
+              <w:bottom w:w="0" w:type="dxa"/>
+              <w:end w:w="0" w:type="dxa"/>
+            </w:tcMar>
+            <w:tcBorders>
+              <w:top w:val="nil"/>
+              <w:bottom w:val="single" w:sz="5" w:space="0" w:color="CBD5E1"/>
+              <w:start w:val="nil"/>
+              <w:end w:val="nil"/>
+            </w:tcBorders>
+          </w:tcPr>
+          <w:p>
+            <w:pPr>
+              <w:spacing w:before="0" w:after="0" w:line="240" w:lineRule="auto"/>
+            </w:pPr>
+            <w:r>
+              <w:t xml:space="preserve"> </w:t>
+            </w:r>
+          </w:p>
+        </w:tc>
+      </w:tr>
+    </w:tbl>
+    <w:p>
+      <w:pPr>
+        <w:keepNext w:val="0"/>
+        <w:keepLines w:val="0"/>
+        <w:spacing w:before="0" w:after="100" w:line="293" w:lineRule="auto"/>
+      </w:pPr>
+      <w:r>
+        <w:rPr>
+          <w:rFonts w:ascii="Arial Unicode MS" w:hAnsi="Arial Unicode MS" w:eastAsia="Arial Unicode MS"/>
+          <w:b w:val="0"/>
+          <w:i w:val="0"/>
+          <w:color w:val="1A2340"/>
+          <w:sz w:val="20"/>
+        </w:rPr>
+        <w:t>折起，自留。公開活動只說願意分享的版本。</w:t>
+      </w:r>
+    </w:p>
+    <w:p>
+      <w:pPr>
+        <w:keepNext w:val="0"/>
+        <w:keepLines w:val="0"/>
+        <w:spacing w:before="0" w:after="60" w:line="293" w:lineRule="auto"/>
+      </w:pPr>
+      <w:r>
+        <w:rPr>
+          <w:rFonts w:ascii="Arial Unicode MS" w:hAnsi="Arial Unicode MS" w:eastAsia="Arial Unicode MS"/>
+          <w:b w:val="0"/>
+          <w:i w:val="0"/>
+          <w:color w:val="1A2340"/>
+          <w:sz w:val="18"/>
+        </w:rPr>
+        <w:t>- - - - - - - - - - - - - - - - - - - - - - - - - - - - - - - -</w:t>
+      </w:r>
+    </w:p>
+    <w:p>
+      <w:pPr>
+        <w:keepNext w:val="0"/>
+        <w:keepLines w:val="0"/>
+        <w:spacing w:before="140" w:after="60" w:line="293" w:lineRule="auto"/>
+      </w:pPr>
+      <w:r>
+        <w:rPr>
+          <w:rFonts w:ascii="Arial Unicode MS" w:hAnsi="Arial Unicode MS" w:eastAsia="Arial Unicode MS"/>
+          <w:b w:val="0"/>
+          <w:i w:val="0"/>
+          <w:color w:val="1A2340"/>
+          <w:sz w:val="24"/>
+        </w:rPr>
+        <w:t>目前位置：1　2　3　4　5　未定（圈一個）</w:t>
+      </w:r>
+    </w:p>
+    <w:p>
+      <w:pPr>
+        <w:keepNext w:val="0"/>
+        <w:keepLines w:val="0"/>
+        <w:spacing w:before="0" w:after="60" w:line="293" w:lineRule="auto"/>
+      </w:pPr>
+      <w:r>
+        <w:rPr>
+          <w:rFonts w:ascii="Arial Unicode MS" w:hAnsi="Arial Unicode MS" w:eastAsia="Arial Unicode MS"/>
+          <w:b w:val="0"/>
+          <w:i w:val="0"/>
+          <w:color w:val="1A2340"/>
+          <w:sz w:val="22"/>
+        </w:rPr>
+        <w:t>約 50 字理由：可含不想公開的考量。</w:t>
+      </w:r>
+    </w:p>
+    <w:tbl>
+      <w:tblPr>
+        <w:tblW w:type="dxa" w:w="9865"/>
+        <w:jc w:val="left"/>
+        <w:tblLayout w:type="fixed"/>
+        <w:tblLook w:firstColumn="1" w:firstRow="1" w:lastColumn="0" w:lastRow="0" w:noHBand="0" w:noVBand="1" w:val="04A0"/>
+        <w:tblInd w:type="dxa" w:w="0"/>
+      </w:tblPr>
+      <w:tblGrid>
+        <w:gridCol w:w="9865"/>
+      </w:tblGrid>
+      <w:tr>
+        <w:trPr>
+          <w:trHeight w:val="454" w:hRule="atLeast"/>
+        </w:trPr>
+        <w:tc>
+          <w:tcPr>
+            <w:tcW w:type="dxa" w:w="9865"/>
+            <w:tcMar>
+              <w:top w:w="0" w:type="dxa"/>
+              <w:start w:w="0" w:type="dxa"/>
+              <w:bottom w:w="0" w:type="dxa"/>
+              <w:end w:w="0" w:type="dxa"/>
+            </w:tcMar>
+            <w:tcBorders>
+              <w:top w:val="nil"/>
+              <w:bottom w:val="single" w:sz="5" w:space="0" w:color="CBD5E1"/>
+              <w:start w:val="nil"/>
+              <w:end w:val="nil"/>
+            </w:tcBorders>
+          </w:tcPr>
+          <w:p>
+            <w:pPr>
+              <w:spacing w:before="0" w:after="0" w:line="240" w:lineRule="auto"/>
+            </w:pPr>
+            <w:r>
+              <w:t xml:space="preserve"> </w:t>
+            </w:r>
+          </w:p>
+        </w:tc>
+      </w:tr>
+      <w:tr>
+        <w:trPr>
+          <w:trHeight w:val="454" w:hRule="atLeast"/>
+        </w:trPr>
+        <w:tc>
+          <w:tcPr>
+            <w:tcW w:type="dxa" w:w="9865"/>
+            <w:tcMar>
+              <w:top w:w="0" w:type="dxa"/>
+              <w:start w:w="0" w:type="dxa"/>
+              <w:bottom w:w="0" w:type="dxa"/>
+              <w:end w:w="0" w:type="dxa"/>
+            </w:tcMar>
+            <w:tcBorders>
+              <w:top w:val="nil"/>
+              <w:bottom w:val="single" w:sz="5" w:space="0" w:color="CBD5E1"/>
+              <w:start w:val="nil"/>
+              <w:end w:val="nil"/>
+            </w:tcBorders>
+          </w:tcPr>
+          <w:p>
+            <w:pPr>
+              <w:spacing w:before="0" w:after="0" w:line="240" w:lineRule="auto"/>
+            </w:pPr>
+            <w:r>
+              <w:t xml:space="preserve"> </w:t>
+            </w:r>
+          </w:p>
+        </w:tc>
+      </w:tr>
+    </w:tbl>
+    <w:p>
+      <w:pPr>
+        <w:keepNext w:val="0"/>
+        <w:keepLines w:val="0"/>
+        <w:spacing w:before="0" w:after="100" w:line="293" w:lineRule="auto"/>
+      </w:pPr>
+      <w:r>
+        <w:rPr>
+          <w:rFonts w:ascii="Arial Unicode MS" w:hAnsi="Arial Unicode MS" w:eastAsia="Arial Unicode MS"/>
+          <w:b w:val="0"/>
+          <w:i w:val="0"/>
+          <w:color w:val="1A2340"/>
+          <w:sz w:val="20"/>
+        </w:rPr>
+        <w:t>折起，自留。公開活動只說願意分享的版本。</w:t>
+      </w:r>
+    </w:p>
     <w:sectPr>
       <w:headerReference w:type="default" r:id="rId9"/>
       <w:footerReference w:type="default" r:id="rId10"/>
-      <w:pgSz w:w="16838" w:h="11906" w:orient="landscape"/>
-      <w:pgMar w:top="680" w:right="680" w:bottom="680" w:left="680" w:header="397" w:footer="397" w:gutter="0"/>
+      <w:pgSz w:w="11906" w:h="16838"/>
+      <w:pgMar w:top="935" w:right="907" w:bottom="822" w:left="1134" w:header="397" w:footer="397" w:gutter="0"/>
       <w:cols w:space="720"/>
       <w:docGrid w:linePitch="360"/>
     </w:sectPr>
@@ -925,17 +1045,17 @@
     </w:pPr>
     <w:r>
       <w:rPr>
-        <w:rFonts w:ascii="JetBrains Mono" w:hAnsi="JetBrains Mono" w:eastAsia="STHeiti"/>
+        <w:rFonts w:ascii="JetBrains Mono" w:hAnsi="JetBrains Mono" w:eastAsia="Arial Unicode MS"/>
         <w:b w:val="0"/>
         <w:i w:val="0"/>
         <w:color w:val="7B8491"/>
         <w:sz w:val="18"/>
       </w:rPr>
-      <w:t xml:space="preserve">W8 · ACTIVITY-CARDS · 第 </w:t>
+      <w:t xml:space="preserve">W8 · FILE-008 · 第 </w:t>
     </w:r>
     <w:r>
       <w:rPr>
-        <w:rFonts w:ascii="JetBrains Mono" w:hAnsi="JetBrains Mono" w:eastAsia="STHeiti"/>
+        <w:rFonts w:ascii="JetBrains Mono" w:hAnsi="JetBrains Mono" w:eastAsia="Arial Unicode MS"/>
         <w:b w:val="0"/>
         <w:i w:val="0"/>
         <w:color w:val="7B8491"/>
@@ -949,7 +1069,7 @@
     </w:r>
     <w:r>
       <w:rPr>
-        <w:rFonts w:ascii="JetBrains Mono" w:hAnsi="JetBrains Mono" w:eastAsia="STHeiti"/>
+        <w:rFonts w:ascii="JetBrains Mono" w:hAnsi="JetBrains Mono" w:eastAsia="Arial Unicode MS"/>
         <w:b w:val="0"/>
         <w:i w:val="0"/>
         <w:color w:val="7B8491"/>
@@ -968,30 +1088,30 @@
       <w:pStyle w:val="Header"/>
       <w:tabs>
         <w:tab w:pos="9865" w:val="right"/>
-        <w:tab w:pos="14457" w:val="right"/>
+        <w:tab w:pos="9865" w:val="right"/>
       </w:tabs>
       <w:spacing w:after="0" w:before="0"/>
     </w:pPr>
     <w:r>
       <w:rPr>
-        <w:rFonts w:ascii="JetBrains Mono" w:hAnsi="JetBrains Mono" w:eastAsia="STHeiti"/>
+        <w:rFonts w:ascii="JetBrains Mono" w:hAnsi="JetBrains Mono" w:eastAsia="Arial Unicode MS"/>
         <w:b/>
         <w:i w:val="0"/>
         <w:color w:val="7B8491"/>
         <w:sz w:val="18"/>
       </w:rPr>
-      <w:t>R.I.B. / W8 / ACTIVITY-CARDS</w:t>
+      <w:t>R.I.B. / W8 / FILE-008</w:t>
     </w:r>
     <w:r>
       <w:rPr>
-        <w:rFonts w:ascii="STHeiti" w:hAnsi="STHeiti" w:eastAsia="STHeiti"/>
+        <w:rFonts w:ascii="Arial Unicode MS" w:hAnsi="Arial Unicode MS" w:eastAsia="Arial Unicode MS"/>
         <w:b w:val="0"/>
         <w:i w:val="0"/>
         <w:color w:val="7B8491"/>
         <w:sz w:val="18"/>
       </w:rPr>
       <w:tab/>
-      <w:t>閱讀理解與表達 · 教師印用</w:t>
+      <w:t>閱讀理解與表達 · 歷程本</w:t>
     </w:r>
   </w:p>
 </w:hdr>
@@ -1364,7 +1484,7 @@
       <w:spacing w:after="100" w:line="293" w:lineRule="auto"/>
     </w:pPr>
     <w:rPr>
-      <w:rFonts w:ascii="STHeiti" w:hAnsi="STHeiti" w:eastAsia="STHeiti"/>
+      <w:rFonts w:ascii="Arial Unicode MS" w:hAnsi="Arial Unicode MS" w:eastAsia="Arial Unicode MS"/>
       <w:color w:val="1A2340"/>
       <w:sz w:val="22"/>
     </w:rPr>
